--- a/informes/informe_seguimiento_fernando_industriales_2026-04.docx
+++ b/informes/informe_seguimiento_fernando_industriales_2026-04.docx
@@ -32,7 +32,7 @@
           <w:color w:val="888888"/>
           <w:sz w:val="20"/>
         </w:rPr>
-        <w:t>Fecha: 06/05/2026</w:t>
+        <w:t>Fecha: 07/05/2026</w:t>
       </w:r>
     </w:p>
     <w:p/>
@@ -216,15 +216,16 @@
         <w:tblLook w:firstColumn="1" w:firstRow="1" w:lastColumn="0" w:lastRow="0" w:noHBand="0" w:noVBand="1" w:val="04A0"/>
       </w:tblPr>
       <w:tblGrid>
-        <w:gridCol w:w="2257"/>
-        <w:gridCol w:w="2257"/>
-        <w:gridCol w:w="2257"/>
-        <w:gridCol w:w="2257"/>
+        <w:gridCol w:w="1806"/>
+        <w:gridCol w:w="1806"/>
+        <w:gridCol w:w="1806"/>
+        <w:gridCol w:w="1806"/>
+        <w:gridCol w:w="1806"/>
       </w:tblGrid>
       <w:tr>
         <w:tc>
           <w:tcPr>
-            <w:tcW w:type="dxa" w:w="2257"/>
+            <w:tcW w:type="dxa" w:w="1806"/>
           </w:tcPr>
           <w:p>
             <w:r>
@@ -237,7 +238,7 @@
         </w:tc>
         <w:tc>
           <w:tcPr>
-            <w:tcW w:type="dxa" w:w="2257"/>
+            <w:tcW w:type="dxa" w:w="1806"/>
           </w:tcPr>
           <w:p>
             <w:r>
@@ -250,7 +251,7 @@
         </w:tc>
         <w:tc>
           <w:tcPr>
-            <w:tcW w:type="dxa" w:w="2257"/>
+            <w:tcW w:type="dxa" w:w="1806"/>
           </w:tcPr>
           <w:p>
             <w:r>
@@ -263,7 +264,20 @@
         </w:tc>
         <w:tc>
           <w:tcPr>
-            <w:tcW w:type="dxa" w:w="2257"/>
+            <w:tcW w:type="dxa" w:w="1806"/>
+          </w:tcPr>
+          <w:p>
+            <w:r>
+              <w:rPr>
+                <w:b/>
+              </w:rPr>
+              <w:t>Observaciones</w:t>
+            </w:r>
+          </w:p>
+        </w:tc>
+        <w:tc>
+          <w:tcPr>
+            <w:tcW w:type="dxa" w:w="1806"/>
           </w:tcPr>
           <w:p>
             <w:r>
@@ -278,7 +292,7 @@
       <w:tr>
         <w:tc>
           <w:tcPr>
-            <w:tcW w:type="dxa" w:w="2257"/>
+            <w:tcW w:type="dxa" w:w="1806"/>
           </w:tcPr>
           <w:p>
             <w:r>
@@ -288,7 +302,7 @@
         </w:tc>
         <w:tc>
           <w:tcPr>
-            <w:tcW w:type="dxa" w:w="2257"/>
+            <w:tcW w:type="dxa" w:w="1806"/>
           </w:tcPr>
           <w:p>
             <w:r/>
@@ -296,7 +310,7 @@
         </w:tc>
         <w:tc>
           <w:tcPr>
-            <w:tcW w:type="dxa" w:w="2257"/>
+            <w:tcW w:type="dxa" w:w="1806"/>
           </w:tcPr>
           <w:p>
             <w:r/>
@@ -304,7 +318,15 @@
         </w:tc>
         <w:tc>
           <w:tcPr>
-            <w:tcW w:type="dxa" w:w="2257"/>
+            <w:tcW w:type="dxa" w:w="1806"/>
+          </w:tcPr>
+          <w:p>
+            <w:r/>
+          </w:p>
+        </w:tc>
+        <w:tc>
+          <w:tcPr>
+            <w:tcW w:type="dxa" w:w="1806"/>
           </w:tcPr>
           <w:p>
             <w:r/>
@@ -314,7 +336,7 @@
       <w:tr>
         <w:tc>
           <w:tcPr>
-            <w:tcW w:type="dxa" w:w="2257"/>
+            <w:tcW w:type="dxa" w:w="1806"/>
           </w:tcPr>
           <w:p>
             <w:r>
@@ -324,7 +346,7 @@
         </w:tc>
         <w:tc>
           <w:tcPr>
-            <w:tcW w:type="dxa" w:w="2257"/>
+            <w:tcW w:type="dxa" w:w="1806"/>
           </w:tcPr>
           <w:p>
             <w:r/>
@@ -332,7 +354,7 @@
         </w:tc>
         <w:tc>
           <w:tcPr>
-            <w:tcW w:type="dxa" w:w="2257"/>
+            <w:tcW w:type="dxa" w:w="1806"/>
           </w:tcPr>
           <w:p>
             <w:r/>
@@ -340,7 +362,15 @@
         </w:tc>
         <w:tc>
           <w:tcPr>
-            <w:tcW w:type="dxa" w:w="2257"/>
+            <w:tcW w:type="dxa" w:w="1806"/>
+          </w:tcPr>
+          <w:p>
+            <w:r/>
+          </w:p>
+        </w:tc>
+        <w:tc>
+          <w:tcPr>
+            <w:tcW w:type="dxa" w:w="1806"/>
           </w:tcPr>
           <w:p>
             <w:r/>
@@ -350,7 +380,7 @@
       <w:tr>
         <w:tc>
           <w:tcPr>
-            <w:tcW w:type="dxa" w:w="2257"/>
+            <w:tcW w:type="dxa" w:w="1806"/>
           </w:tcPr>
           <w:p>
             <w:r>
@@ -360,7 +390,7 @@
         </w:tc>
         <w:tc>
           <w:tcPr>
-            <w:tcW w:type="dxa" w:w="2257"/>
+            <w:tcW w:type="dxa" w:w="1806"/>
           </w:tcPr>
           <w:p>
             <w:r/>
@@ -368,7 +398,7 @@
         </w:tc>
         <w:tc>
           <w:tcPr>
-            <w:tcW w:type="dxa" w:w="2257"/>
+            <w:tcW w:type="dxa" w:w="1806"/>
           </w:tcPr>
           <w:p>
             <w:r/>
@@ -376,7 +406,15 @@
         </w:tc>
         <w:tc>
           <w:tcPr>
-            <w:tcW w:type="dxa" w:w="2257"/>
+            <w:tcW w:type="dxa" w:w="1806"/>
+          </w:tcPr>
+          <w:p>
+            <w:r/>
+          </w:p>
+        </w:tc>
+        <w:tc>
+          <w:tcPr>
+            <w:tcW w:type="dxa" w:w="1806"/>
           </w:tcPr>
           <w:p>
             <w:r/>
@@ -386,7 +424,7 @@
       <w:tr>
         <w:tc>
           <w:tcPr>
-            <w:tcW w:type="dxa" w:w="2257"/>
+            <w:tcW w:type="dxa" w:w="1806"/>
           </w:tcPr>
           <w:p>
             <w:r>
@@ -396,7 +434,7 @@
         </w:tc>
         <w:tc>
           <w:tcPr>
-            <w:tcW w:type="dxa" w:w="2257"/>
+            <w:tcW w:type="dxa" w:w="1806"/>
           </w:tcPr>
           <w:p>
             <w:r/>
@@ -404,7 +442,7 @@
         </w:tc>
         <w:tc>
           <w:tcPr>
-            <w:tcW w:type="dxa" w:w="2257"/>
+            <w:tcW w:type="dxa" w:w="1806"/>
           </w:tcPr>
           <w:p>
             <w:r/>
@@ -412,7 +450,15 @@
         </w:tc>
         <w:tc>
           <w:tcPr>
-            <w:tcW w:type="dxa" w:w="2257"/>
+            <w:tcW w:type="dxa" w:w="1806"/>
+          </w:tcPr>
+          <w:p>
+            <w:r/>
+          </w:p>
+        </w:tc>
+        <w:tc>
+          <w:tcPr>
+            <w:tcW w:type="dxa" w:w="1806"/>
           </w:tcPr>
           <w:p>
             <w:r/>
@@ -422,7 +468,7 @@
       <w:tr>
         <w:tc>
           <w:tcPr>
-            <w:tcW w:type="dxa" w:w="2257"/>
+            <w:tcW w:type="dxa" w:w="1806"/>
           </w:tcPr>
           <w:p>
             <w:r>
@@ -432,7 +478,7 @@
         </w:tc>
         <w:tc>
           <w:tcPr>
-            <w:tcW w:type="dxa" w:w="2257"/>
+            <w:tcW w:type="dxa" w:w="1806"/>
           </w:tcPr>
           <w:p>
             <w:r/>
@@ -440,7 +486,7 @@
         </w:tc>
         <w:tc>
           <w:tcPr>
-            <w:tcW w:type="dxa" w:w="2257"/>
+            <w:tcW w:type="dxa" w:w="1806"/>
           </w:tcPr>
           <w:p>
             <w:r/>
@@ -448,7 +494,15 @@
         </w:tc>
         <w:tc>
           <w:tcPr>
-            <w:tcW w:type="dxa" w:w="2257"/>
+            <w:tcW w:type="dxa" w:w="1806"/>
+          </w:tcPr>
+          <w:p>
+            <w:r/>
+          </w:p>
+        </w:tc>
+        <w:tc>
+          <w:tcPr>
+            <w:tcW w:type="dxa" w:w="1806"/>
           </w:tcPr>
           <w:p>
             <w:r/>
@@ -458,7 +512,7 @@
       <w:tr>
         <w:tc>
           <w:tcPr>
-            <w:tcW w:type="dxa" w:w="2257"/>
+            <w:tcW w:type="dxa" w:w="1806"/>
           </w:tcPr>
           <w:p>
             <w:r>
@@ -468,7 +522,7 @@
         </w:tc>
         <w:tc>
           <w:tcPr>
-            <w:tcW w:type="dxa" w:w="2257"/>
+            <w:tcW w:type="dxa" w:w="1806"/>
           </w:tcPr>
           <w:p>
             <w:r/>
@@ -476,7 +530,7 @@
         </w:tc>
         <w:tc>
           <w:tcPr>
-            <w:tcW w:type="dxa" w:w="2257"/>
+            <w:tcW w:type="dxa" w:w="1806"/>
           </w:tcPr>
           <w:p>
             <w:r/>
@@ -484,7 +538,15 @@
         </w:tc>
         <w:tc>
           <w:tcPr>
-            <w:tcW w:type="dxa" w:w="2257"/>
+            <w:tcW w:type="dxa" w:w="1806"/>
+          </w:tcPr>
+          <w:p>
+            <w:r/>
+          </w:p>
+        </w:tc>
+        <w:tc>
+          <w:tcPr>
+            <w:tcW w:type="dxa" w:w="1806"/>
           </w:tcPr>
           <w:p>
             <w:r/>
@@ -494,7 +556,7 @@
       <w:tr>
         <w:tc>
           <w:tcPr>
-            <w:tcW w:type="dxa" w:w="2257"/>
+            <w:tcW w:type="dxa" w:w="1806"/>
           </w:tcPr>
           <w:p>
             <w:r>
@@ -504,7 +566,7 @@
         </w:tc>
         <w:tc>
           <w:tcPr>
-            <w:tcW w:type="dxa" w:w="2257"/>
+            <w:tcW w:type="dxa" w:w="1806"/>
           </w:tcPr>
           <w:p>
             <w:r/>
@@ -512,7 +574,7 @@
         </w:tc>
         <w:tc>
           <w:tcPr>
-            <w:tcW w:type="dxa" w:w="2257"/>
+            <w:tcW w:type="dxa" w:w="1806"/>
           </w:tcPr>
           <w:p>
             <w:r/>
@@ -520,7 +582,15 @@
         </w:tc>
         <w:tc>
           <w:tcPr>
-            <w:tcW w:type="dxa" w:w="2257"/>
+            <w:tcW w:type="dxa" w:w="1806"/>
+          </w:tcPr>
+          <w:p>
+            <w:r/>
+          </w:p>
+        </w:tc>
+        <w:tc>
+          <w:tcPr>
+            <w:tcW w:type="dxa" w:w="1806"/>
           </w:tcPr>
           <w:p>
             <w:r/>

--- a/informes/informe_seguimiento_fernando_industriales_2026-04.docx
+++ b/informes/informe_seguimiento_fernando_industriales_2026-04.docx
@@ -130,7 +130,62 @@
     </w:p>
     <w:p>
       <w:r>
-        <w:t>Sin datos registrados</w:t>
+        <w:t>Industriales (30070 LCV) — VW Comerciales</w:t>
+      </w:r>
+    </w:p>
+    <w:p>
+      <w:r>
+        <w:t>Total: 3/8 puntos</w:t>
+      </w:r>
+    </w:p>
+    <w:p>
+      <w:r>
+        <w:rPr>
+          <w:b/>
+          <w:color w:val="1A7A3C"/>
+        </w:rPr>
+        <w:t>Puntos positivos</w:t>
+      </w:r>
+    </w:p>
+    <w:p>
+      <w:pPr>
+        <w:pStyle w:val="ListBullet"/>
+      </w:pPr>
+      <w:r>
+        <w:t>Servicios Rápidos (en el día): 65,85% — 2/2 pts  |  Referencia: 0pts &lt;40% | 1pt ≥40% | 2pts ≥45%</w:t>
+      </w:r>
+    </w:p>
+    <w:p>
+      <w:r>
+        <w:rPr>
+          <w:b/>
+          <w:color w:val="C0392B"/>
+        </w:rPr>
+        <w:t>Puntos a mejorar</w:t>
+      </w:r>
+    </w:p>
+    <w:p>
+      <w:pPr>
+        <w:pStyle w:val="ListBullet"/>
+      </w:pPr>
+      <w:r>
+        <w:t>Satisfacción General (CEM): 4,47 — 0/2 pts  |  Referencia: 0pts &lt;4,52 | 1pt ≥4,52 | 2pts ≥4,62</w:t>
+      </w:r>
+    </w:p>
+    <w:p>
+      <w:pPr>
+        <w:pStyle w:val="ListBullet"/>
+      </w:pPr>
+      <w:r>
+        <w:t>Medidas de Servicio (EC28): 9,52% — 0/2 pts  |  Referencia: 0pts &gt;5% | 1pt ≤5% | 2pts ≤3%</w:t>
+      </w:r>
+    </w:p>
+    <w:p>
+      <w:pPr>
+        <w:pStyle w:val="ListBullet"/>
+      </w:pPr>
+      <w:r>
+        <w:t>Conectividad Posventa: 17,48% — 1/2 pts  |  Referencia: 0pts &lt;10% | 1pt ≥10% | 2pts ≥25%</w:t>
       </w:r>
     </w:p>
     <w:p/>
